--- a/Finance-Accounting-And-Warehouse-Management-Systems/Finance-Notes-03.docx
+++ b/Finance-Accounting-And-Warehouse-Management-Systems/Finance-Notes-03.docx
@@ -53,27 +53,19 @@
     </w:p>
     <w:p>
       <w:pPr>
-        <w:rPr>
-          <w:rFonts w:ascii="Sakkal Majalla" w:hAnsi="Sakkal Majalla" w:cs="Sakkal Majalla"/>
-          <w:sz w:val="28"/>
-          <w:szCs w:val="28"/>
-        </w:rPr>
-      </w:pPr>
-      <w:r>
-        <w:rPr>
-          <w:rFonts w:ascii="Sakkal Majalla" w:hAnsi="Sakkal Majalla" w:cs="Sakkal Majalla"/>
-          <w:sz w:val="28"/>
-          <w:szCs w:val="28"/>
-        </w:rPr>
-        <w:tab/>
-      </w:r>
-      <w:r>
-        <w:rPr>
-          <w:rFonts w:ascii="Sakkal Majalla" w:hAnsi="Sakkal Majalla" w:cs="Sakkal Majalla"/>
-          <w:sz w:val="28"/>
-          <w:szCs w:val="28"/>
-        </w:rPr>
-        <w:tab/>
+        <w:ind w:left="720" w:firstLine="720"/>
+        <w:rPr>
+          <w:rFonts w:ascii="Sakkal Majalla" w:hAnsi="Sakkal Majalla" w:cs="Sakkal Majalla"/>
+          <w:sz w:val="28"/>
+          <w:szCs w:val="28"/>
+        </w:rPr>
+      </w:pPr>
+      <w:r>
+        <w:rPr>
+          <w:rFonts w:ascii="Sakkal Majalla" w:hAnsi="Sakkal Majalla" w:cs="Sakkal Majalla"/>
+          <w:sz w:val="28"/>
+          <w:szCs w:val="28"/>
+        </w:rPr>
         <w:t>=======================================================</w:t>
       </w:r>
     </w:p>
@@ -87,114 +79,10 @@
       </w:pPr>
       <w:r>
         <w:rPr>
-          <w:noProof/>
-        </w:rPr>
-        <w:drawing>
-          <wp:inline distT="0" distB="0" distL="0" distR="0" wp14:anchorId="5FDECB10" wp14:editId="54547842">
-            <wp:extent cx="6717665" cy="2981325"/>
-            <wp:effectExtent l="0" t="0" r="6985" b="9525"/>
-            <wp:docPr id="1993990883" name="Picture 1"/>
-            <wp:cNvGraphicFramePr>
-              <a:graphicFrameLocks xmlns:a="http://schemas.openxmlformats.org/drawingml/2006/main" noChangeAspect="1"/>
-            </wp:cNvGraphicFramePr>
-            <a:graphic xmlns:a="http://schemas.openxmlformats.org/drawingml/2006/main">
-              <a:graphicData uri="http://schemas.openxmlformats.org/drawingml/2006/picture">
-                <pic:pic xmlns:pic="http://schemas.openxmlformats.org/drawingml/2006/picture">
-                  <pic:nvPicPr>
-                    <pic:cNvPr id="1993990883" name=""/>
-                    <pic:cNvPicPr/>
-                  </pic:nvPicPr>
-                  <pic:blipFill>
-                    <a:blip r:embed="rId5"/>
-                    <a:stretch>
-                      <a:fillRect/>
-                    </a:stretch>
-                  </pic:blipFill>
-                  <pic:spPr>
-                    <a:xfrm>
-                      <a:off x="0" y="0"/>
-                      <a:ext cx="6722258" cy="2983363"/>
-                    </a:xfrm>
-                    <a:prstGeom prst="rect">
-                      <a:avLst/>
-                    </a:prstGeom>
-                  </pic:spPr>
-                </pic:pic>
-              </a:graphicData>
-            </a:graphic>
-          </wp:inline>
-        </w:drawing>
-      </w:r>
-    </w:p>
-    <w:p>
-      <w:pPr>
-        <w:ind w:left="720" w:firstLine="720"/>
-        <w:rPr>
-          <w:rFonts w:ascii="Sakkal Majalla" w:hAnsi="Sakkal Majalla" w:cs="Sakkal Majalla"/>
-          <w:sz w:val="28"/>
-          <w:szCs w:val="28"/>
-        </w:rPr>
-      </w:pPr>
-      <w:r>
-        <w:rPr>
-          <w:rFonts w:ascii="Sakkal Majalla" w:hAnsi="Sakkal Majalla" w:cs="Sakkal Majalla"/>
-          <w:sz w:val="28"/>
-          <w:szCs w:val="28"/>
-        </w:rPr>
-        <w:t>=======================================================</w:t>
-      </w:r>
-    </w:p>
-    <w:p>
-      <w:pPr>
-        <w:rPr>
-          <w:rFonts w:ascii="Sakkal Majalla" w:hAnsi="Sakkal Majalla" w:cs="Sakkal Majalla"/>
-          <w:sz w:val="28"/>
-          <w:szCs w:val="28"/>
-        </w:rPr>
-      </w:pPr>
-    </w:p>
-    <w:p>
-      <w:pPr>
-        <w:rPr>
-          <w:rFonts w:ascii="Sakkal Majalla" w:hAnsi="Sakkal Majalla" w:cs="Sakkal Majalla"/>
-          <w:sz w:val="28"/>
-          <w:szCs w:val="28"/>
-        </w:rPr>
-      </w:pPr>
-    </w:p>
-    <w:p>
-      <w:pPr>
-        <w:rPr>
-          <w:rFonts w:ascii="Sakkal Majalla" w:hAnsi="Sakkal Majalla" w:cs="Sakkal Majalla"/>
-          <w:sz w:val="28"/>
-          <w:szCs w:val="28"/>
-        </w:rPr>
-      </w:pPr>
-    </w:p>
-    <w:p>
-      <w:pPr>
-        <w:rPr>
-          <w:rFonts w:ascii="Sakkal Majalla" w:hAnsi="Sakkal Majalla" w:cs="Sakkal Majalla"/>
-          <w:sz w:val="28"/>
-          <w:szCs w:val="28"/>
-        </w:rPr>
-      </w:pPr>
-    </w:p>
-    <w:p>
-      <w:pPr>
-        <w:rPr>
-          <w:rFonts w:ascii="Sakkal Majalla" w:hAnsi="Sakkal Majalla" w:cs="Sakkal Majalla"/>
-          <w:sz w:val="28"/>
-          <w:szCs w:val="28"/>
-        </w:rPr>
-      </w:pPr>
-      <w:r>
-        <w:rPr>
-          <w:rFonts w:ascii="Sakkal Majalla" w:hAnsi="Sakkal Majalla" w:cs="Sakkal Majalla"/>
-          <w:sz w:val="28"/>
-          <w:szCs w:val="28"/>
-        </w:rPr>
-        <w:lastRenderedPageBreak/>
+          <w:rFonts w:ascii="Sakkal Majalla" w:hAnsi="Sakkal Majalla" w:cs="Sakkal Majalla"/>
+          <w:sz w:val="28"/>
+          <w:szCs w:val="28"/>
+        </w:rPr>
         <w:t>To add data validation for a specific column:</w:t>
       </w:r>
     </w:p>
@@ -229,7 +117,7 @@
                     <pic:cNvPicPr/>
                   </pic:nvPicPr>
                   <pic:blipFill>
-                    <a:blip r:embed="rId6">
+                    <a:blip r:embed="rId5">
                       <a:extLst>
                         <a:ext uri="{28A0092B-C50C-407E-A947-70E740481C1C}">
                           <a14:useLocalDpi xmlns:a14="http://schemas.microsoft.com/office/drawing/2010/main" val="0"/>
@@ -323,7 +211,7 @@
                     <pic:cNvPicPr/>
                   </pic:nvPicPr>
                   <pic:blipFill>
-                    <a:blip r:embed="rId7">
+                    <a:blip r:embed="rId6">
                       <a:extLst>
                         <a:ext uri="{28A0092B-C50C-407E-A947-70E740481C1C}">
                           <a14:useLocalDpi xmlns:a14="http://schemas.microsoft.com/office/drawing/2010/main" val="0"/>
@@ -399,7 +287,7 @@
                     <pic:cNvPicPr/>
                   </pic:nvPicPr>
                   <pic:blipFill>
-                    <a:blip r:embed="rId8">
+                    <a:blip r:embed="rId7">
                       <a:extLst>
                         <a:ext uri="{28A0092B-C50C-407E-A947-70E740481C1C}">
                           <a14:useLocalDpi xmlns:a14="http://schemas.microsoft.com/office/drawing/2010/main" val="0"/>
@@ -511,7 +399,7 @@
                     <pic:cNvPicPr/>
                   </pic:nvPicPr>
                   <pic:blipFill>
-                    <a:blip r:embed="rId9">
+                    <a:blip r:embed="rId8">
                       <a:extLst>
                         <a:ext uri="{28A0092B-C50C-407E-A947-70E740481C1C}">
                           <a14:useLocalDpi xmlns:a14="http://schemas.microsoft.com/office/drawing/2010/main" val="0"/>
@@ -604,7 +492,7 @@
                     <pic:cNvPicPr/>
                   </pic:nvPicPr>
                   <pic:blipFill>
-                    <a:blip r:embed="rId10">
+                    <a:blip r:embed="rId9">
                       <a:extLst>
                         <a:ext uri="{28A0092B-C50C-407E-A947-70E740481C1C}">
                           <a14:useLocalDpi xmlns:a14="http://schemas.microsoft.com/office/drawing/2010/main" val="0"/>
@@ -698,7 +586,7 @@
                     <pic:cNvPicPr/>
                   </pic:nvPicPr>
                   <pic:blipFill>
-                    <a:blip r:embed="rId11">
+                    <a:blip r:embed="rId10">
                       <a:extLst>
                         <a:ext uri="{28A0092B-C50C-407E-A947-70E740481C1C}">
                           <a14:useLocalDpi xmlns:a14="http://schemas.microsoft.com/office/drawing/2010/main" val="0"/>
@@ -823,7 +711,7 @@
                     <pic:cNvPicPr/>
                   </pic:nvPicPr>
                   <pic:blipFill>
-                    <a:blip r:embed="rId12" cstate="print">
+                    <a:blip r:embed="rId11" cstate="print">
                       <a:extLst>
                         <a:ext uri="{28A0092B-C50C-407E-A947-70E740481C1C}">
                           <a14:useLocalDpi xmlns:a14="http://schemas.microsoft.com/office/drawing/2010/main" val="0"/>
@@ -866,6 +754,58 @@
           <w:szCs w:val="28"/>
         </w:rPr>
         <w:t>=======================================================</w:t>
+      </w:r>
+    </w:p>
+    <w:p>
+      <w:pPr>
+        <w:rPr>
+          <w:rFonts w:ascii="Sakkal Majalla" w:hAnsi="Sakkal Majalla" w:cs="Sakkal Majalla"/>
+          <w:sz w:val="28"/>
+          <w:szCs w:val="28"/>
+        </w:rPr>
+      </w:pPr>
+      <w:r>
+        <w:rPr>
+          <w:rFonts w:ascii="Sakkal Majalla" w:hAnsi="Sakkal Majalla" w:cs="Sakkal Majalla"/>
+          <w:sz w:val="28"/>
+          <w:szCs w:val="28"/>
+        </w:rPr>
+        <w:lastRenderedPageBreak/>
+        <w:drawing>
+          <wp:inline distT="0" distB="0" distL="0" distR="0" wp14:anchorId="1A14F57F" wp14:editId="0C40A7FF">
+            <wp:extent cx="5943600" cy="3151505"/>
+            <wp:effectExtent l="0" t="0" r="0" b="0"/>
+            <wp:docPr id="1314229115" name="Picture 1"/>
+            <wp:cNvGraphicFramePr>
+              <a:graphicFrameLocks xmlns:a="http://schemas.openxmlformats.org/drawingml/2006/main" noChangeAspect="1"/>
+            </wp:cNvGraphicFramePr>
+            <a:graphic xmlns:a="http://schemas.openxmlformats.org/drawingml/2006/main">
+              <a:graphicData uri="http://schemas.openxmlformats.org/drawingml/2006/picture">
+                <pic:pic xmlns:pic="http://schemas.openxmlformats.org/drawingml/2006/picture">
+                  <pic:nvPicPr>
+                    <pic:cNvPr id="1314229115" name=""/>
+                    <pic:cNvPicPr/>
+                  </pic:nvPicPr>
+                  <pic:blipFill>
+                    <a:blip r:embed="rId12"/>
+                    <a:stretch>
+                      <a:fillRect/>
+                    </a:stretch>
+                  </pic:blipFill>
+                  <pic:spPr>
+                    <a:xfrm>
+                      <a:off x="0" y="0"/>
+                      <a:ext cx="5943600" cy="3151505"/>
+                    </a:xfrm>
+                    <a:prstGeom prst="rect">
+                      <a:avLst/>
+                    </a:prstGeom>
+                  </pic:spPr>
+                </pic:pic>
+              </a:graphicData>
+            </a:graphic>
+          </wp:inline>
+        </w:drawing>
       </w:r>
     </w:p>
     <w:sectPr>
